--- a/fuentes/CFA9_228145_DU.docx
+++ b/fuentes/CFA9_228145_DU.docx
@@ -3110,15 +3110,7 @@
         <w:t>software</w:t>
       </w:r>
       <w:r>
-        <w:t xml:space="preserve"> y facilita la reutilización, </w:t>
-      </w:r>
-      <w:proofErr w:type="gramStart"/>
-      <w:r>
-        <w:t>la modularidad</w:t>
-      </w:r>
-      <w:proofErr w:type="gramEnd"/>
-      <w:r>
-        <w:t xml:space="preserve"> y la evolución de las aplicaciones.</w:t>
+        <w:t xml:space="preserve"> y facilita la reutilización, la modularidad y la evolución de las aplicaciones.</w:t>
       </w:r>
     </w:p>
     <w:p>
@@ -6103,17 +6095,12 @@
               </w:rPr>
             </w:pPr>
             <w:proofErr w:type="spellStart"/>
-            <w:proofErr w:type="gramStart"/>
             <w:r>
               <w:t>iniciarSesion</w:t>
             </w:r>
             <w:proofErr w:type="spellEnd"/>
             <w:r>
-              <w:t>(</w:t>
-            </w:r>
-            <w:proofErr w:type="gramEnd"/>
-            <w:r>
-              <w:t xml:space="preserve">), </w:t>
+              <w:t xml:space="preserve">(), </w:t>
             </w:r>
             <w:proofErr w:type="spellStart"/>
             <w:r>
@@ -6642,17 +6629,12 @@
               <w:br/>
             </w:r>
             <w:proofErr w:type="spellStart"/>
-            <w:proofErr w:type="gramStart"/>
             <w:r>
               <w:t>cerrarSesion</w:t>
             </w:r>
             <w:proofErr w:type="spellEnd"/>
             <w:r>
-              <w:t>(</w:t>
-            </w:r>
-            <w:proofErr w:type="gramEnd"/>
-            <w:r>
-              <w:t>)</w:t>
+              <w:t>()</w:t>
             </w:r>
           </w:p>
         </w:tc>
@@ -12400,21 +12382,7 @@
           <w:lang w:val="es-419" w:eastAsia="es-CO"/>
         </w:rPr>
         <w:lastRenderedPageBreak/>
-        <w:t xml:space="preserve">comprensible, por </w:t>
-      </w:r>
-      <w:proofErr w:type="gramStart"/>
-      <w:r>
-        <w:rPr>
-          <w:lang w:val="es-419" w:eastAsia="es-CO"/>
-        </w:rPr>
-        <w:t>ejemplo</w:t>
-      </w:r>
-      <w:proofErr w:type="gramEnd"/>
-      <w:r>
-        <w:rPr>
-          <w:lang w:val="es-419" w:eastAsia="es-CO"/>
-        </w:rPr>
-        <w:t xml:space="preserve"> mediante páginas </w:t>
+        <w:t xml:space="preserve">comprensible, por ejemplo mediante páginas </w:t>
       </w:r>
       <w:r>
         <w:rPr>
@@ -12664,21 +12632,7 @@
         <w:rPr>
           <w:lang w:val="es-419" w:eastAsia="es-CO"/>
         </w:rPr>
-        <w:t xml:space="preserve">Las arquitecturas modernas buscan resolver problemas asociados con la complejidad de los sistemas, la integración entre múltiples servicios y la necesidad de desplegar aplicaciones de forma rápida y segura. Para ello, se emplean enfoques que promueven </w:t>
-      </w:r>
-      <w:proofErr w:type="gramStart"/>
-      <w:r>
-        <w:rPr>
-          <w:lang w:val="es-419" w:eastAsia="es-CO"/>
-        </w:rPr>
-        <w:t>la modularidad</w:t>
-      </w:r>
-      <w:proofErr w:type="gramEnd"/>
-      <w:r>
-        <w:rPr>
-          <w:lang w:val="es-419" w:eastAsia="es-CO"/>
-        </w:rPr>
-        <w:t>, la comunicación entre servicios y la automatización de procesos de desarrollo.</w:t>
+        <w:t>Las arquitecturas modernas buscan resolver problemas asociados con la complejidad de los sistemas, la integración entre múltiples servicios y la necesidad de desplegar aplicaciones de forma rápida y segura. Para ello, se emplean enfoques que promueven la modularidad, la comunicación entre servicios y la automatización de procesos de desarrollo.</w:t>
       </w:r>
     </w:p>
     <w:p>
@@ -18940,16 +18894,14 @@
       <w:r>
         <w:rPr>
           <w:noProof/>
-          <w:sz w:val="20"/>
-          <w:szCs w:val="20"/>
-          <w:lang w:val="en-US"/>
+          <w:lang w:eastAsia="es-CO"/>
         </w:rPr>
         <w:lastRenderedPageBreak/>
         <w:drawing>
-          <wp:inline distT="0" distB="0" distL="0" distR="0" wp14:anchorId="13E3CD0E" wp14:editId="49E2752B">
-            <wp:extent cx="6534150" cy="5198751"/>
-            <wp:effectExtent l="0" t="0" r="0" b="1905"/>
-            <wp:docPr id="1" name="Gráfico 1" descr="En la síntesis se presenta una descripción general de los aspectos fundamentales del diseño de software, incluyendo el análisis de requerimientos, los principios del diseño orientado a objetos, el modelado del sistema y el uso de patrones de diseño. Asimismo, se abordan diferentes arquitecturas de software, prácticas modernas de desarrollo y las plataformas tecnológicas utilizadas para documentar y definir la arquitectura de un sistema."/>
+          <wp:inline distT="0" distB="0" distL="0" distR="0" wp14:anchorId="21A867FD" wp14:editId="36790C80">
+            <wp:extent cx="6486525" cy="5152403"/>
+            <wp:effectExtent l="0" t="0" r="0" b="0"/>
+            <wp:docPr id="2" name="Gráfico 2" descr="En la síntesis se presenta una descripción general de los aspectos fundamentales del diseño de software, incluyendo el análisis de requerimientos, los principios del diseño orientado a objetos, el modelado del sistema y el uso de patrones de diseño. Asimismo, se abordan diferentes arquitecturas de software, prácticas modernas de desarrollo y las plataformas tecnológicas utilizadas para documentar y definir la arquitectura de un sistema."/>
             <wp:cNvGraphicFramePr>
               <a:graphicFrameLocks xmlns:a="http://schemas.openxmlformats.org/drawingml/2006/main" noChangeAspect="1"/>
             </wp:cNvGraphicFramePr>
@@ -18957,7 +18909,7 @@
               <a:graphicData uri="http://schemas.openxmlformats.org/drawingml/2006/picture">
                 <pic:pic xmlns:pic="http://schemas.openxmlformats.org/drawingml/2006/picture">
                   <pic:nvPicPr>
-                    <pic:cNvPr id="1" name="Gráfico 1" descr="En la síntesis se presenta una descripción general de los aspectos fundamentales del diseño de software, incluyendo el análisis de requerimientos, los principios del diseño orientado a objetos, el modelado del sistema y el uso de patrones de diseño. Asimismo, se abordan diferentes arquitecturas de software, prácticas modernas de desarrollo y las plataformas tecnológicas utilizadas para documentar y definir la arquitectura de un sistema."/>
+                    <pic:cNvPr id="2" name="Gráfico 2" descr="En la síntesis se presenta una descripción general de los aspectos fundamentales del diseño de software, incluyendo el análisis de requerimientos, los principios del diseño orientado a objetos, el modelado del sistema y el uso de patrones de diseño. Asimismo, se abordan diferentes arquitecturas de software, prácticas modernas de desarrollo y las plataformas tecnológicas utilizadas para documentar y definir la arquitectura de un sistema."/>
                     <pic:cNvPicPr/>
                   </pic:nvPicPr>
                   <pic:blipFill>
@@ -18975,7 +18927,7 @@
                   <pic:spPr>
                     <a:xfrm>
                       <a:off x="0" y="0"/>
-                      <a:ext cx="6538384" cy="5202120"/>
+                      <a:ext cx="6489550" cy="5154806"/>
                     </a:xfrm>
                     <a:prstGeom prst="rect">
                       <a:avLst/>
@@ -18987,6 +18939,15 @@
           </wp:inline>
         </w:drawing>
       </w:r>
+    </w:p>
+    <w:p>
+      <w:pPr>
+        <w:ind w:firstLine="0"/>
+        <w:rPr>
+          <w:noProof/>
+          <w:lang w:eastAsia="es-CO"/>
+        </w:rPr>
+      </w:pPr>
     </w:p>
     <w:p>
       <w:pPr>
@@ -25113,7 +25074,6 @@
   </w:num>
   <w:num w:numId="5">
     <w:abstractNumId w:val="25"/>
-    <w:lvlOverride w:ilvl="0"/>
   </w:num>
   <w:num w:numId="6">
     <w:abstractNumId w:val="15"/>
@@ -26681,7 +26641,7 @@
     <w:rsid w:val="003574CB"/>
     <w:pPr>
       <w:numPr>
-        <w:numId w:val="46"/>
+        <w:numId w:val="5"/>
       </w:numPr>
     </w:pPr>
   </w:style>
@@ -26998,6 +26958,17 @@
 </file>
 
 <file path=customXml/item1.xml><?xml version="1.0" encoding="utf-8"?>
+<p:properties xmlns:p="http://schemas.microsoft.com/office/2006/metadata/properties" xmlns:xsi="http://www.w3.org/2001/XMLSchema-instance" xmlns:pc="http://schemas.microsoft.com/office/infopath/2007/PartnerControls">
+  <documentManagement>
+    <TaxCatchAll xmlns="13c90a0b-73bc-4dc0-be5f-28d77b615beb" xsi:nil="true"/>
+    <lcf76f155ced4ddcb4097134ff3c332f xmlns="13c93bba-48ce-428c-bfe5-88b42c19b028">
+      <Terms xmlns="http://schemas.microsoft.com/office/infopath/2007/PartnerControls"/>
+    </lcf76f155ced4ddcb4097134ff3c332f>
+  </documentManagement>
+</p:properties>
+</file>
+
+<file path=customXml/item2.xml><?xml version="1.0" encoding="utf-8"?>
 <ct:contentTypeSchema xmlns:ct="http://schemas.microsoft.com/office/2006/metadata/contentType" xmlns:ma="http://schemas.microsoft.com/office/2006/metadata/properties/metaAttributes" ct:_="" ma:_="" ma:contentTypeName="Documento" ma:contentTypeID="0x0101006A81D6BD42E8DF4C91013959704817E1" ma:contentTypeVersion="15" ma:contentTypeDescription="Crear nuevo documento." ma:contentTypeScope="" ma:versionID="bf4f72ffd194f0963ff564daca6869f7">
   <xsd:schema xmlns:xsd="http://www.w3.org/2001/XMLSchema" xmlns:xs="http://www.w3.org/2001/XMLSchema" xmlns:p="http://schemas.microsoft.com/office/2006/metadata/properties" xmlns:ns2="13c90a0b-73bc-4dc0-be5f-28d77b615beb" xmlns:ns3="13c93bba-48ce-428c-bfe5-88b42c19b028" targetNamespace="http://schemas.microsoft.com/office/2006/metadata/properties" ma:root="true" ma:fieldsID="8718d6f4873a5b1392a45044efa78385" ns2:_="" ns3:_="">
     <xsd:import namespace="13c90a0b-73bc-4dc0-be5f-28d77b615beb"/>
@@ -27232,18 +27203,11 @@
 </ct:contentTypeSchema>
 </file>
 
-<file path=customXml/item2.xml><?xml version="1.0" encoding="utf-8"?>
-<p:properties xmlns:p="http://schemas.microsoft.com/office/2006/metadata/properties" xmlns:xsi="http://www.w3.org/2001/XMLSchema-instance" xmlns:pc="http://schemas.microsoft.com/office/infopath/2007/PartnerControls">
-  <documentManagement>
-    <TaxCatchAll xmlns="13c90a0b-73bc-4dc0-be5f-28d77b615beb" xsi:nil="true"/>
-    <lcf76f155ced4ddcb4097134ff3c332f xmlns="13c93bba-48ce-428c-bfe5-88b42c19b028">
-      <Terms xmlns="http://schemas.microsoft.com/office/infopath/2007/PartnerControls"/>
-    </lcf76f155ced4ddcb4097134ff3c332f>
-  </documentManagement>
-</p:properties>
+<file path=customXml/item3.xml><?xml version="1.0" encoding="utf-8"?>
+<b:Sources xmlns:b="http://schemas.openxmlformats.org/officeDocument/2006/bibliography" xmlns="http://schemas.openxmlformats.org/officeDocument/2006/bibliography" SelectedStyle="\APASixthEditionOfficeOnline.xsl" StyleName="APA" Version="6"/>
 </file>
 
-<file path=customXml/item3.xml><?xml version="1.0" encoding="utf-8"?>
+<file path=customXml/item4.xml><?xml version="1.0" encoding="utf-8"?>
 <?mso-contentType ?>
 <FormTemplates xmlns="http://schemas.microsoft.com/sharepoint/v3/contenttype/forms">
   <Display>DocumentLibraryForm</Display>
@@ -27252,11 +27216,18 @@
 </FormTemplates>
 </file>
 
-<file path=customXml/item4.xml><?xml version="1.0" encoding="utf-8"?>
-<b:Sources xmlns:b="http://schemas.openxmlformats.org/officeDocument/2006/bibliography" xmlns="http://schemas.openxmlformats.org/officeDocument/2006/bibliography" SelectedStyle="\APASixthEditionOfficeOnline.xsl" StyleName="APA" Version="6"/>
+<file path=customXml/itemProps1.xml><?xml version="1.0" encoding="utf-8"?>
+<ds:datastoreItem xmlns:ds="http://schemas.openxmlformats.org/officeDocument/2006/customXml" ds:itemID="{1279454D-02BE-4A9C-A117-DCD1573E2608}">
+  <ds:schemaRefs>
+    <ds:schemaRef ds:uri="http://schemas.microsoft.com/office/2006/metadata/properties"/>
+    <ds:schemaRef ds:uri="http://schemas.microsoft.com/office/infopath/2007/PartnerControls"/>
+    <ds:schemaRef ds:uri="13c90a0b-73bc-4dc0-be5f-28d77b615beb"/>
+    <ds:schemaRef ds:uri="13c93bba-48ce-428c-bfe5-88b42c19b028"/>
+  </ds:schemaRefs>
+</ds:datastoreItem>
 </file>
 
-<file path=customXml/itemProps1.xml><?xml version="1.0" encoding="utf-8"?>
+<file path=customXml/itemProps2.xml><?xml version="1.0" encoding="utf-8"?>
 <ds:datastoreItem xmlns:ds="http://schemas.openxmlformats.org/officeDocument/2006/customXml" ds:itemID="{59065960-E0CA-4804-83B5-320CBCDCC160}">
   <ds:schemaRefs>
     <ds:schemaRef ds:uri="http://schemas.microsoft.com/office/2006/metadata/contentType"/>
@@ -27275,29 +27246,18 @@
 </ds:datastoreItem>
 </file>
 
-<file path=customXml/itemProps2.xml><?xml version="1.0" encoding="utf-8"?>
-<ds:datastoreItem xmlns:ds="http://schemas.openxmlformats.org/officeDocument/2006/customXml" ds:itemID="{1279454D-02BE-4A9C-A117-DCD1573E2608}">
+<file path=customXml/itemProps3.xml><?xml version="1.0" encoding="utf-8"?>
+<ds:datastoreItem xmlns:ds="http://schemas.openxmlformats.org/officeDocument/2006/customXml" ds:itemID="{EAE431FD-7059-4C09-804B-C9D69EB7B213}">
   <ds:schemaRefs>
-    <ds:schemaRef ds:uri="http://schemas.microsoft.com/office/2006/metadata/properties"/>
-    <ds:schemaRef ds:uri="http://schemas.microsoft.com/office/infopath/2007/PartnerControls"/>
-    <ds:schemaRef ds:uri="13c90a0b-73bc-4dc0-be5f-28d77b615beb"/>
-    <ds:schemaRef ds:uri="13c93bba-48ce-428c-bfe5-88b42c19b028"/>
+    <ds:schemaRef ds:uri="http://schemas.openxmlformats.org/officeDocument/2006/bibliography"/>
   </ds:schemaRefs>
 </ds:datastoreItem>
 </file>
 
-<file path=customXml/itemProps3.xml><?xml version="1.0" encoding="utf-8"?>
+<file path=customXml/itemProps4.xml><?xml version="1.0" encoding="utf-8"?>
 <ds:datastoreItem xmlns:ds="http://schemas.openxmlformats.org/officeDocument/2006/customXml" ds:itemID="{10663269-2064-4804-8290-36D4A57F5557}">
   <ds:schemaRefs>
     <ds:schemaRef ds:uri="http://schemas.microsoft.com/sharepoint/v3/contenttype/forms"/>
   </ds:schemaRefs>
 </ds:datastoreItem>
-</file>
-
-<file path=customXml/itemProps4.xml><?xml version="1.0" encoding="utf-8"?>
-<ds:datastoreItem xmlns:ds="http://schemas.openxmlformats.org/officeDocument/2006/customXml" ds:itemID="{EAE431FD-7059-4C09-804B-C9D69EB7B213}">
-  <ds:schemaRefs>
-    <ds:schemaRef ds:uri="http://schemas.openxmlformats.org/officeDocument/2006/bibliography"/>
-  </ds:schemaRefs>
-</ds:datastoreItem>
 </file>